--- a/Mensajes a Usuarios.docx
+++ b/Mensajes a Usuarios.docx
@@ -3,30 +3,159 @@
 <w:document xmlns:wpc="http://schemas.microsoft.com/office/word/2010/wordprocessingCanvas" xmlns:cx="http://schemas.microsoft.com/office/drawing/2014/chartex" xmlns:cx1="http://schemas.microsoft.com/office/drawing/2015/9/8/chartex" xmlns:cx2="http://schemas.microsoft.com/office/drawing/2015/10/21/chartex" xmlns:cx3="http://schemas.microsoft.com/office/drawing/2016/5/9/chartex" xmlns:cx4="http://schemas.microsoft.com/office/drawing/2016/5/10/chartex" xmlns:cx5="http://schemas.microsoft.com/office/drawing/2016/5/11/chartex" xmlns:cx6="http://schemas.microsoft.com/office/drawing/2016/5/12/chartex" xmlns:cx7="http://schemas.microsoft.com/office/drawing/2016/5/13/chartex" xmlns:cx8="http://schemas.microsoft.com/office/drawing/2016/5/14/chartex" xmlns:mc="http://schemas.openxmlformats.org/markup-compatibility/2006" xmlns:aink="http://schemas.microsoft.com/office/drawing/2016/ink" xmlns:am3d="http://schemas.microsoft.com/office/drawing/2017/model3d" xmlns:o="urn:schemas-microsoft-com:office:office" xmlns:oel="http://schemas.microsoft.com/office/2019/extlst" xmlns:r="http://schemas.openxmlformats.org/officeDocument/2006/relationships" xmlns:m="http://schemas.openxmlformats.org/officeDocument/2006/math" xmlns:v="urn:schemas-microsoft-com:vml" xmlns:wp14="http://schemas.microsoft.com/office/word/2010/wordprocessingDrawing" xmlns:wp="http://schemas.openxmlformats.org/drawingml/2006/wordprocessingDrawing" xmlns:w10="urn:schemas-microsoft-com:office:word" xmlns:w="http://schemas.openxmlformats.org/wordprocessingml/2006/main" xmlns:w14="http://schemas.microsoft.com/office/word/2010/wordml" xmlns:w15="http://schemas.microsoft.com/office/word/2012/wordml" xmlns:w16cex="http://schemas.microsoft.com/office/word/2018/wordml/cex" xmlns:w16cid="http://schemas.microsoft.com/office/word/2016/wordml/cid" xmlns:w16="http://schemas.microsoft.com/office/word/2018/wordml" xmlns:w16du="http://schemas.microsoft.com/office/word/2023/wordml/word16du" xmlns:w16sdtdh="http://schemas.microsoft.com/office/word/2020/wordml/sdtdatahash" xmlns:w16sdtfl="http://schemas.microsoft.com/office/word/2024/wordml/sdtformatlock" xmlns:w16se="http://schemas.microsoft.com/office/word/2015/wordml/symex" xmlns:wpg="http://schemas.microsoft.com/office/word/2010/wordprocessingGroup" xmlns:wpi="http://schemas.microsoft.com/office/word/2010/wordprocessingInk" xmlns:wne="http://schemas.microsoft.com/office/word/2006/wordml" xmlns:wps="http://schemas.microsoft.com/office/word/2010/wordprocessingShape" mc:Ignorable="w14 w15 w16se w16cid w16 w16cex w16sdtdh w16sdtfl w16du wp14">
   <w:body>
     <w:p>
-      <w:r>
-        <w:t xml:space="preserve">Hola </w:t>
-      </w:r>
-      <w:r>
-        <w:t xml:space="preserve">soy </w:t>
-      </w:r>
-      <w:r>
-        <w:t>Luc</w:t>
-      </w:r>
-      <w:r>
-        <w:t>iano</w:t>
-      </w:r>
-      <w:r>
-        <w:t xml:space="preserve">. </w:t>
-      </w:r>
-      <w:r>
-        <w:t xml:space="preserve">Estoy ofreciendo creación de paginas web para gimnasios. Por si les interesa dar un paso más y digitalizarse teniendo su espacio en línea. Podes tener un catalogo con filtros, un carrito de compras, registro de usuarios, alertas de pago de cuotas y ofrecer planes de ejercicios en la misma página. Una forma de conectarse y atraer mas clientes. </w:t>
+      <w:proofErr w:type="gramStart"/>
+      <w:r>
+        <w:t>Hola!</w:t>
+      </w:r>
+      <w:proofErr w:type="gramEnd"/>
+      <w:r>
+        <w:t xml:space="preserve"> Soy Luciano </w:t>
+      </w:r>
+      <w:r>
+        <w:rPr>
+          <w:rFonts w:ascii="Segoe UI Emoji" w:hAnsi="Segoe UI Emoji" w:cs="Segoe UI Emoji"/>
+        </w:rPr>
+        <w:t>😊</w:t>
+      </w:r>
+      <w:r>
+        <w:br/>
+        <w:t>Estoy ayudando a gimnasios a tener su propia página web para mostrar sus productos, planes y servicios de una forma más profesional y moderna.</w:t>
       </w:r>
     </w:p>
     <w:p>
       <w:r>
+        <w:t>La idea es que puedan tener su espacio online, recibir consultas, mostrar productos con catálogo, incluso sumar carrito de compras, usuarios y otras funciones si lo necesitan.</w:t>
+      </w:r>
+    </w:p>
+    <w:p>
+      <w:r>
+        <w:t>Si les interesa, les puedo mostrar un ejemplo de página sin compromiso para que vean cómo quedaría para su gimnasio.</w:t>
+      </w:r>
+    </w:p>
+    <w:p/>
+    <w:p>
+      <w:proofErr w:type="gramStart"/>
+      <w:r>
+        <w:t>Hola!</w:t>
+      </w:r>
+      <w:proofErr w:type="gramEnd"/>
+      <w:r>
+        <w:t xml:space="preserve"> </w:t>
+      </w:r>
+      <w:proofErr w:type="gramStart"/>
+      <w:r>
+        <w:t>Cómo están?</w:t>
+      </w:r>
+      <w:proofErr w:type="gramEnd"/>
+      <w:r>
+        <w:br/>
+        <w:t>Soy Luciano, trabajo haciendo páginas web y justo estoy armando soluciones para gimnasios.</w:t>
+      </w:r>
+    </w:p>
+    <w:p>
+      <w:r>
+        <w:t>Vi su negocio y pensé que quizás les podría interesar tener una web propia para mostrar productos, planes, recibir consultas o vender online.</w:t>
+      </w:r>
+    </w:p>
+    <w:p>
+      <w:r>
+        <w:t xml:space="preserve">Si quieren, les puedo mostrar un ejemplo sin compromiso </w:t>
+      </w:r>
+      <w:r>
+        <w:rPr>
+          <w:rFonts w:ascii="Segoe UI Emoji" w:hAnsi="Segoe UI Emoji" w:cs="Segoe UI Emoji"/>
+        </w:rPr>
+        <w:t>😊</w:t>
+      </w:r>
+    </w:p>
+    <w:p/>
+    <w:p>
+      <w:proofErr w:type="gramStart"/>
+      <w:r>
+        <w:t>Hola!</w:t>
+      </w:r>
+      <w:proofErr w:type="gramEnd"/>
+      <w:r>
+        <w:t xml:space="preserve"> Soy Luciano, desarrollo páginas web y estoy trabajando con gimnasios de la zona.</w:t>
+      </w:r>
+    </w:p>
+    <w:p>
+      <w:r>
+        <w:t>Vi que no tienen web propia y quería contarles lo que puedo armar: catálogo de planes con filtros, carrito de compras, registro de socios, alertas automáticas de vencimiento de cuotas y sección de rutinas. Todo en un solo lugar.</w:t>
+      </w:r>
+    </w:p>
+    <w:p>
+      <w:r>
+        <w:t>Nada invasivo, solo me gustaría mostrarles un modelo armado para que vean cómo quedaría. Sin compromiso. ¿Les parece si coordinamos 10 minutos?</w:t>
+      </w:r>
+    </w:p>
+    <w:p/>
+    <w:p/>
+    <w:p/>
+    <w:p/>
+    <w:p>
+      <w:r>
+        <w:t xml:space="preserve">Mira, quiero </w:t>
+      </w:r>
+      <w:proofErr w:type="spellStart"/>
+      <w:r>
+        <w:t>spamear</w:t>
+      </w:r>
+      <w:proofErr w:type="spellEnd"/>
+      <w:r>
+        <w:t xml:space="preserve"> mensajes a comercios para que contraten mi servicio de creación de paginas web.</w:t>
+      </w:r>
+      <w:r>
+        <w:t xml:space="preserve"> </w:t>
+      </w:r>
+      <w:proofErr w:type="spellStart"/>
+      <w:r>
+        <w:t>Ayudame</w:t>
+      </w:r>
+      <w:proofErr w:type="spellEnd"/>
+      <w:r>
+        <w:t xml:space="preserve"> con el siguiente mensaje para </w:t>
+      </w:r>
+      <w:proofErr w:type="gramStart"/>
+      <w:r>
+        <w:t>que</w:t>
+      </w:r>
+      <w:proofErr w:type="gramEnd"/>
+      <w:r>
+        <w:t xml:space="preserve"> a pesar de venir de un desconocido, haya mas probabilidad de que acepten mi propuesta. </w:t>
+      </w:r>
+      <w:r>
+        <w:br/>
+        <w:t xml:space="preserve">Quiero sonar natural, y no tan maquina ni empresa gigante. </w:t>
+      </w:r>
+    </w:p>
+    <w:p/>
+    <w:p>
+      <w:r>
+        <w:t xml:space="preserve">Hola </w:t>
+      </w:r>
+      <w:r>
+        <w:t xml:space="preserve">soy </w:t>
+      </w:r>
+      <w:r>
+        <w:t>Luc</w:t>
+      </w:r>
+      <w:r>
+        <w:t>iano</w:t>
+      </w:r>
+      <w:r>
+        <w:t xml:space="preserve">. </w:t>
+      </w:r>
+      <w:r>
+        <w:t xml:space="preserve">Estoy ofreciendo creación de paginas web para gimnasios. Por si les interesa dar un paso más y digitalizarse teniendo su espacio en línea. Podes tener un catalogo con filtros, un carrito de compras, registro de usuarios, alertas de pago de cuotas y ofrecer planes de ejercicios en la misma página. Una forma de conectarse y atraer mas clientes. </w:t>
+      </w:r>
+    </w:p>
+    <w:p>
+      <w:r>
         <w:t xml:space="preserve">Les puedo mostrar un modelo de pagina sin compromiso. </w:t>
       </w:r>
     </w:p>
+    <w:p/>
     <w:p/>
     <w:sectPr>
       <w:pgSz w:w="12240" w:h="15840"/>
@@ -641,7 +770,6 @@
   <w:style w:type="character" w:default="1" w:styleId="Fuentedeprrafopredeter">
     <w:name w:val="Default Paragraph Font"/>
     <w:uiPriority w:val="1"/>
-    <w:semiHidden/>
     <w:unhideWhenUsed/>
   </w:style>
   <w:style w:type="table" w:default="1" w:styleId="Tablanormal">
